--- a/outputs/publication/05_figures.docx
+++ b/outputs/publication/05_figures.docx
@@ -4,7 +4,7 @@
   <w:body>
     <w:p>
       <w:pPr>
-        <w:spacing w:after="280"/>
+        <w:spacing w:before="0" w:after="280"/>
         <w:jc w:val="center"/>
       </w:pPr>
       <w:r>
@@ -19,7 +19,7 @@
     </w:p>
     <w:p>
       <w:pPr>
-        <w:spacing w:after="80"/>
+        <w:spacing w:before="0" w:after="60"/>
         <w:jc w:val="left"/>
       </w:pPr>
       <w:r>
@@ -34,7 +34,7 @@
     </w:p>
     <w:p>
       <w:pPr>
-        <w:spacing w:after="120"/>
+        <w:spacing w:before="0" w:after="120"/>
         <w:jc w:val="left"/>
       </w:pPr>
       <w:r>
@@ -44,7 +44,7 @@
           <w:i w:val="0"/>
           <w:sz w:val="22"/>
         </w:rPr>
-        <w:t>Main figure. State-level injury DALY map in 2021.</w:t>
+        <w:t>State-level injury DALY map, 2021.</w:t>
       </w:r>
     </w:p>
     <w:p>
@@ -85,13 +85,13 @@
     </w:p>
     <w:p>
       <w:pPr>
-        <w:spacing w:after="240"/>
+        <w:spacing w:before="0" w:after="240"/>
         <w:jc w:val="left"/>
       </w:pPr>
     </w:p>
     <w:p>
       <w:pPr>
-        <w:spacing w:after="80"/>
+        <w:spacing w:before="0" w:after="60"/>
         <w:jc w:val="left"/>
       </w:pPr>
       <w:r>
@@ -106,7 +106,7 @@
     </w:p>
     <w:p>
       <w:pPr>
-        <w:spacing w:after="120"/>
+        <w:spacing w:before="0" w:after="120"/>
         <w:jc w:val="left"/>
       </w:pPr>
       <w:r>
@@ -116,7 +116,7 @@
           <w:i w:val="0"/>
           <w:sz w:val="22"/>
         </w:rPr>
-        <w:t>Main figure. Hidden Disability Burden Index by state in 2021.</w:t>
+        <w:t>Hidden Disability Burden Index by state, 2021.</w:t>
       </w:r>
     </w:p>
     <w:p>
@@ -157,13 +157,13 @@
     </w:p>
     <w:p>
       <w:pPr>
-        <w:spacing w:after="240"/>
+        <w:spacing w:before="0" w:after="240"/>
         <w:jc w:val="left"/>
       </w:pPr>
     </w:p>
     <w:p>
       <w:pPr>
-        <w:spacing w:after="80"/>
+        <w:spacing w:before="0" w:after="60"/>
         <w:jc w:val="left"/>
       </w:pPr>
       <w:r>
@@ -173,12 +173,12 @@
           <w:i w:val="0"/>
           <w:sz w:val="24"/>
         </w:rPr>
-        <w:t>Supplementary Fig S1</w:t>
+        <w:t>Fig 3</w:t>
       </w:r>
     </w:p>
     <w:p>
       <w:pPr>
-        <w:spacing w:after="120"/>
+        <w:spacing w:before="0" w:after="120"/>
         <w:jc w:val="left"/>
       </w:pPr>
       <w:r>
@@ -229,13 +229,13 @@
     </w:p>
     <w:p>
       <w:pPr>
-        <w:spacing w:after="240"/>
+        <w:spacing w:before="0" w:after="240"/>
         <w:jc w:val="left"/>
       </w:pPr>
     </w:p>
     <w:p>
       <w:pPr>
-        <w:spacing w:after="80"/>
+        <w:spacing w:before="0" w:after="60"/>
         <w:jc w:val="left"/>
       </w:pPr>
       <w:r>
@@ -245,12 +245,12 @@
           <w:i w:val="0"/>
           <w:sz w:val="24"/>
         </w:rPr>
-        <w:t>Supplementary Fig S2</w:t>
+        <w:t>Fig 4</w:t>
       </w:r>
     </w:p>
     <w:p>
       <w:pPr>
-        <w:spacing w:after="120"/>
+        <w:spacing w:before="0" w:after="120"/>
         <w:jc w:val="left"/>
       </w:pPr>
       <w:r>
@@ -260,7 +260,7 @@
           <w:i w:val="0"/>
           <w:sz w:val="22"/>
         </w:rPr>
-        <w:t>Available-year trend series for total DALYs, deaths and YLDs.</w:t>
+        <w:t>Available-year trend series for burden totals.</w:t>
       </w:r>
     </w:p>
     <w:p>
@@ -301,13 +301,13 @@
     </w:p>
     <w:p>
       <w:pPr>
-        <w:spacing w:after="240"/>
+        <w:spacing w:before="0" w:after="240"/>
         <w:jc w:val="left"/>
       </w:pPr>
     </w:p>
     <w:p>
       <w:pPr>
-        <w:spacing w:after="80"/>
+        <w:spacing w:before="0" w:after="60"/>
         <w:jc w:val="left"/>
       </w:pPr>
       <w:r>
@@ -317,12 +317,12 @@
           <w:i w:val="0"/>
           <w:sz w:val="24"/>
         </w:rPr>
-        <w:t>Supplementary Fig S3</w:t>
+        <w:t>Fig 5</w:t>
       </w:r>
     </w:p>
     <w:p>
       <w:pPr>
-        <w:spacing w:after="120"/>
+        <w:spacing w:before="0" w:after="120"/>
         <w:jc w:val="left"/>
       </w:pPr>
       <w:r>
@@ -373,13 +373,13 @@
     </w:p>
     <w:p>
       <w:pPr>
-        <w:spacing w:after="240"/>
+        <w:spacing w:before="0" w:after="240"/>
         <w:jc w:val="left"/>
       </w:pPr>
     </w:p>
     <w:p>
       <w:pPr>
-        <w:spacing w:after="80"/>
+        <w:spacing w:before="0" w:after="60"/>
         <w:jc w:val="left"/>
       </w:pPr>
       <w:r>
@@ -389,12 +389,12 @@
           <w:i w:val="0"/>
           <w:sz w:val="24"/>
         </w:rPr>
-        <w:t>Supplementary Fig S4</w:t>
+        <w:t>Fig 6</w:t>
       </w:r>
     </w:p>
     <w:p>
       <w:pPr>
-        <w:spacing w:after="120"/>
+        <w:spacing w:before="0" w:after="120"/>
         <w:jc w:val="left"/>
       </w:pPr>
       <w:r>
@@ -445,7 +445,7 @@
     </w:p>
     <w:p>
       <w:pPr>
-        <w:spacing w:after="240"/>
+        <w:spacing w:before="0" w:after="240"/>
         <w:jc w:val="left"/>
       </w:pPr>
     </w:p>
